--- a/reports_test/CTI_Weekly_Report_2026-04-25.docx
+++ b/reports_test/CTI_Weekly_Report_2026-04-25.docx
@@ -70,10 +70,10 @@
           <w:color w:val="333333"/>
           <w:sz w:val="21"/>
         </w:rPr>
-        <w:t xml:space="preserve">This week's threat landscape for genomics, biotech, and manufacturing organizations is defined by a broad exposure to high and critical vulnerabilities, with several CVEs impacting multiple systems. While no vulnerabilities detected in our environment are currently flagged as actively exploited, the presence of high-severity issues on core infrastructure, including legacy and widely used platforms, increases the risk of compromise through ransomware, data theft, or operational disruption. The exposure of research data, laboratory equipment, and healthcare systems remains a significant concern, especially given the targeting of these sectors by both financially motivated and state-sponsored threat actors. </w:t>
+        <w:t>This week's threat intelligence analysis highlights several critical vulnerabilities detected in our environment, with particular focus on those affecting research data, laboratory equipment, healthcare systems, and supply chain operations. While none of the CVEs identified are currently listed as exploited or associated with active threat actors, their presence on production systems, laboratory devices, and healthcare infrastructure poses significant risk to intellectual property, patient data, and regulatory compliance. Multiple vulnerabilities have wide exposure across several systems, increasing the likelihood of exploitation, especially if threat actors shift focus or new exploit kits emerge.</w:t>
         <w:br/>
         <w:br/>
-        <w:t>Recent OSINT reporting highlights the rapid evolution of social engineering and malware delivery tactics, such as the use of Microsoft Teams for initial access and the persistence of advanced malware on network devices. Multiple criminal and state-sponsored groups tracked by CrowdStrike continue to target manufacturing, healthcare, and biotech, with a focus on intellectual property theft, extortion, and supply chain compromise. The intersection of unpatched vulnerabilities and active threat actor interest in these sectors underscores the need for prioritized patching, enhanced monitoring, and supply chain due diligence.</w:t>
+        <w:t>CrowdStrike and Intel471 reporting indicate ongoing targeting of manufacturing, healthcare, and biotech sectors by financially motivated and state-sponsored threat actors. Groups such as VICE SPIDER, TRAVELING SPIDER, and RICOCHET CHOLLIMA are known to target manufacturing and healthcare organizations, often leveraging vulnerabilities in widely deployed software and IoT devices. OSINT sources highlight a surge in AI-powered phishing, persistent malware on network devices, and extortion campaigns, underscoring the need for rapid patching, enhanced monitoring, and supply chain vigilance. Immediate remediation of high-priority vulnerabilities and proactive monitoring for threat actor activity are recommended to protect sensitive research and operational continuity.</w:t>
       </w:r>
     </w:p>
     <w:p>
@@ -205,7 +205,7 @@
                 <w:color w:val="FF5C41"/>
                 <w:sz w:val="44"/>
               </w:rPr>
-              <w:t>0</w:t>
+              <w:t>1</w:t>
             </w:r>
           </w:p>
           <w:p>
@@ -444,7 +444,7 @@
                 <w:color w:val="FF3B3B"/>
                 <w:sz w:val="44"/>
               </w:rPr>
-              <w:t>4</w:t>
+              <w:t>3</w:t>
             </w:r>
           </w:p>
           <w:p>
@@ -734,7 +734,7 @@
                 <w:color w:val="333333"/>
                 <w:sz w:val="18"/>
               </w:rPr>
-              <w:t>Unknown (see asset inventory for specifics)</w:t>
+              <w:t>WordPress Plugin: 2mb-autocode</w:t>
             </w:r>
           </w:p>
         </w:tc>
@@ -866,7 +866,7 @@
                 <w:color w:val="333333"/>
                 <w:sz w:val="18"/>
               </w:rPr>
-              <w:t>Unknown (see asset inventory for specifics)</w:t>
+              <w:t>WordPress Plugin: access-demo-importer</w:t>
             </w:r>
           </w:p>
         </w:tc>
@@ -893,7 +893,7 @@
         <w:tc>
           <w:tcPr>
             <w:tcW w:type="dxa" w:w="1680"/>
-            <w:shd w:fill="E8F5E9" w:val="clear" w:color="auto"/>
+            <w:shd w:fill="FFEBEE" w:val="clear" w:color="auto"/>
             <w:tcBorders>
               <w:top w:val="single" w:sz="4" w:space="0" w:color="CCCCCC"/>
               <w:bottom w:val="single" w:sz="4" w:space="0" w:color="CCCCCC"/>
@@ -907,14 +907,14 @@
                 <w:color w:val="333333"/>
                 <w:sz w:val="18"/>
               </w:rPr>
-              <w:t>None known</w:t>
+              <w:t>Minimal exploit probability (EPSS 1.41%)</w:t>
             </w:r>
           </w:p>
         </w:tc>
         <w:tc>
           <w:tcPr>
             <w:tcW w:type="dxa" w:w="1680"/>
-            <w:shd w:fill="FFF3E0" w:val="clear" w:color="auto"/>
+            <w:shd w:fill="E8F5E9" w:val="clear" w:color="auto"/>
             <w:tcBorders>
               <w:top w:val="single" w:sz="4" w:space="0" w:color="CCCCCC"/>
               <w:bottom w:val="single" w:sz="4" w:space="0" w:color="CCCCCC"/>
@@ -932,7 +932,7 @@
                 <w:color w:val="333333"/>
                 <w:sz w:val="18"/>
               </w:rPr>
-              <w:t>P2</w:t>
+              <w:t>P3</w:t>
             </w:r>
           </w:p>
         </w:tc>
@@ -998,7 +998,7 @@
                 <w:color w:val="333333"/>
                 <w:sz w:val="18"/>
               </w:rPr>
-              <w:t>Unknown (see asset inventory for specifics)</w:t>
+              <w:t>WordPress Plugin: access-demo-importer</w:t>
             </w:r>
           </w:p>
         </w:tc>
@@ -1025,7 +1025,7 @@
         <w:tc>
           <w:tcPr>
             <w:tcW w:type="dxa" w:w="1680"/>
-            <w:shd w:fill="E8F5E9" w:val="clear" w:color="auto"/>
+            <w:shd w:fill="FFEBEE" w:val="clear" w:color="auto"/>
             <w:tcBorders>
               <w:top w:val="single" w:sz="4" w:space="0" w:color="CCCCCC"/>
               <w:bottom w:val="single" w:sz="4" w:space="0" w:color="CCCCCC"/>
@@ -1039,14 +1039,14 @@
                 <w:color w:val="333333"/>
                 <w:sz w:val="18"/>
               </w:rPr>
-              <w:t>None known</w:t>
+              <w:t>Minimal exploit probability (EPSS 0.18%)</w:t>
             </w:r>
           </w:p>
         </w:tc>
         <w:tc>
           <w:tcPr>
             <w:tcW w:type="dxa" w:w="1680"/>
-            <w:shd w:fill="FFF3E0" w:val="clear" w:color="auto"/>
+            <w:shd w:fill="E8F5E9" w:val="clear" w:color="auto"/>
             <w:tcBorders>
               <w:top w:val="single" w:sz="4" w:space="0" w:color="CCCCCC"/>
               <w:bottom w:val="single" w:sz="4" w:space="0" w:color="CCCCCC"/>
@@ -1064,7 +1064,7 @@
                 <w:color w:val="333333"/>
                 <w:sz w:val="18"/>
               </w:rPr>
-              <w:t>P2</w:t>
+              <w:t>P3</w:t>
             </w:r>
           </w:p>
         </w:tc>
@@ -1130,7 +1130,7 @@
                 <w:color w:val="333333"/>
                 <w:sz w:val="18"/>
               </w:rPr>
-              <w:t>Unknown (see asset inventory for specifics)</w:t>
+              <w:t>WordPress Plugin: 3d-viewer</w:t>
             </w:r>
           </w:p>
         </w:tc>
@@ -1157,7 +1157,7 @@
         <w:tc>
           <w:tcPr>
             <w:tcW w:type="dxa" w:w="1680"/>
-            <w:shd w:fill="E8F5E9" w:val="clear" w:color="auto"/>
+            <w:shd w:fill="FFEBEE" w:val="clear" w:color="auto"/>
             <w:tcBorders>
               <w:top w:val="single" w:sz="4" w:space="0" w:color="CCCCCC"/>
               <w:bottom w:val="single" w:sz="4" w:space="0" w:color="CCCCCC"/>
@@ -1171,139 +1171,7 @@
                 <w:color w:val="333333"/>
                 <w:sz w:val="18"/>
               </w:rPr>
-              <w:t>None known</w:t>
-            </w:r>
-          </w:p>
-        </w:tc>
-        <w:tc>
-          <w:tcPr>
-            <w:tcW w:type="dxa" w:w="1680"/>
-            <w:shd w:fill="FFF3E0" w:val="clear" w:color="auto"/>
-            <w:tcBorders>
-              <w:top w:val="single" w:sz="4" w:space="0" w:color="CCCCCC"/>
-              <w:bottom w:val="single" w:sz="4" w:space="0" w:color="CCCCCC"/>
-              <w:left w:val="single" w:sz="4" w:space="0" w:color="CCCCCC"/>
-              <w:right w:val="single" w:sz="4" w:space="0" w:color="CCCCCC"/>
-            </w:tcBorders>
-          </w:tcPr>
-          <w:p>
-            <w:pPr>
-              <w:jc w:val="center"/>
-            </w:pPr>
-            <w:r>
-              <w:rPr>
-                <w:b/>
-                <w:color w:val="333333"/>
-                <w:sz w:val="18"/>
-              </w:rPr>
-              <w:t>P2</w:t>
-            </w:r>
-          </w:p>
-        </w:tc>
-        <w:tc>
-          <w:tcPr>
-            <w:tcW w:type="dxa" w:w="1680"/>
-            <w:shd w:fill="FFEBEE" w:val="clear" w:color="auto"/>
-            <w:tcBorders>
-              <w:top w:val="single" w:sz="4" w:space="0" w:color="CCCCCC"/>
-              <w:bottom w:val="single" w:sz="4" w:space="0" w:color="CCCCCC"/>
-              <w:left w:val="single" w:sz="4" w:space="0" w:color="CCCCCC"/>
-              <w:right w:val="single" w:sz="4" w:space="0" w:color="CCCCCC"/>
-            </w:tcBorders>
-          </w:tcPr>
-          <w:p>
-            <w:pPr>
-              <w:jc w:val="center"/>
-            </w:pPr>
-            <w:r>
-              <w:rPr>
-                <w:color w:val="333333"/>
-                <w:sz w:val="18"/>
-              </w:rPr>
-              <w:t>49</w:t>
-            </w:r>
-          </w:p>
-        </w:tc>
-      </w:tr>
-      <w:tr>
-        <w:tc>
-          <w:tcPr>
-            <w:tcW w:type="dxa" w:w="1680"/>
-            <w:tcBorders>
-              <w:top w:val="single" w:sz="4" w:space="0" w:color="CCCCCC"/>
-              <w:bottom w:val="single" w:sz="4" w:space="0" w:color="CCCCCC"/>
-              <w:left w:val="single" w:sz="4" w:space="0" w:color="CCCCCC"/>
-              <w:right w:val="single" w:sz="4" w:space="0" w:color="CCCCCC"/>
-            </w:tcBorders>
-          </w:tcPr>
-          <w:p>
-            <w:r>
-              <w:rPr>
-                <w:color w:val="333333"/>
-                <w:sz w:val="18"/>
-              </w:rPr>
-              <w:t>CVE-2024-13555</w:t>
-            </w:r>
-          </w:p>
-        </w:tc>
-        <w:tc>
-          <w:tcPr>
-            <w:tcW w:type="dxa" w:w="1680"/>
-            <w:tcBorders>
-              <w:top w:val="single" w:sz="4" w:space="0" w:color="CCCCCC"/>
-              <w:bottom w:val="single" w:sz="4" w:space="0" w:color="CCCCCC"/>
-              <w:left w:val="single" w:sz="4" w:space="0" w:color="CCCCCC"/>
-              <w:right w:val="single" w:sz="4" w:space="0" w:color="CCCCCC"/>
-            </w:tcBorders>
-          </w:tcPr>
-          <w:p>
-            <w:r>
-              <w:rPr>
-                <w:color w:val="333333"/>
-                <w:sz w:val="18"/>
-              </w:rPr>
-              <w:t>Unknown (see asset inventory for specifics)</w:t>
-            </w:r>
-          </w:p>
-        </w:tc>
-        <w:tc>
-          <w:tcPr>
-            <w:tcW w:type="dxa" w:w="1680"/>
-            <w:tcBorders>
-              <w:top w:val="single" w:sz="4" w:space="0" w:color="CCCCCC"/>
-              <w:bottom w:val="single" w:sz="4" w:space="0" w:color="CCCCCC"/>
-              <w:left w:val="single" w:sz="4" w:space="0" w:color="CCCCCC"/>
-              <w:right w:val="single" w:sz="4" w:space="0" w:color="CCCCCC"/>
-            </w:tcBorders>
-          </w:tcPr>
-          <w:p>
-            <w:r>
-              <w:rPr>
-                <w:color w:val="333333"/>
-                <w:sz w:val="18"/>
-              </w:rPr>
-              <w:t>1 system</w:t>
-            </w:r>
-          </w:p>
-        </w:tc>
-        <w:tc>
-          <w:tcPr>
-            <w:tcW w:type="dxa" w:w="1680"/>
-            <w:shd w:fill="E8F5E9" w:val="clear" w:color="auto"/>
-            <w:tcBorders>
-              <w:top w:val="single" w:sz="4" w:space="0" w:color="CCCCCC"/>
-              <w:bottom w:val="single" w:sz="4" w:space="0" w:color="CCCCCC"/>
-              <w:left w:val="single" w:sz="4" w:space="0" w:color="CCCCCC"/>
-              <w:right w:val="single" w:sz="4" w:space="0" w:color="CCCCCC"/>
-            </w:tcBorders>
-          </w:tcPr>
-          <w:p>
-            <w:r>
-              <w:rPr>
-                <w:color w:val="333333"/>
-                <w:sz w:val="18"/>
-              </w:rPr>
-              <w:t>None known</w:t>
+              <w:t>Minimal exploit probability (EPSS 0.21%)</w:t>
             </w:r>
           </w:p>
         </w:tc>
@@ -1352,271 +1220,7 @@
                 <w:color w:val="333333"/>
                 <w:sz w:val="18"/>
               </w:rPr>
-              <w:t>24</w:t>
-            </w:r>
-          </w:p>
-        </w:tc>
-      </w:tr>
-      <w:tr>
-        <w:tc>
-          <w:tcPr>
-            <w:tcW w:type="dxa" w:w="1680"/>
-            <w:tcBorders>
-              <w:top w:val="single" w:sz="4" w:space="0" w:color="CCCCCC"/>
-              <w:bottom w:val="single" w:sz="4" w:space="0" w:color="CCCCCC"/>
-              <w:left w:val="single" w:sz="4" w:space="0" w:color="CCCCCC"/>
-              <w:right w:val="single" w:sz="4" w:space="0" w:color="CCCCCC"/>
-            </w:tcBorders>
-          </w:tcPr>
-          <w:p>
-            <w:r>
-              <w:rPr>
-                <w:color w:val="333333"/>
-                <w:sz w:val="18"/>
-              </w:rPr>
-              <w:t>CVE-2024-13609</w:t>
-            </w:r>
-          </w:p>
-        </w:tc>
-        <w:tc>
-          <w:tcPr>
-            <w:tcW w:type="dxa" w:w="1680"/>
-            <w:tcBorders>
-              <w:top w:val="single" w:sz="4" w:space="0" w:color="CCCCCC"/>
-              <w:bottom w:val="single" w:sz="4" w:space="0" w:color="CCCCCC"/>
-              <w:left w:val="single" w:sz="4" w:space="0" w:color="CCCCCC"/>
-              <w:right w:val="single" w:sz="4" w:space="0" w:color="CCCCCC"/>
-            </w:tcBorders>
-          </w:tcPr>
-          <w:p>
-            <w:r>
-              <w:rPr>
-                <w:color w:val="333333"/>
-                <w:sz w:val="18"/>
-              </w:rPr>
-              <w:t>Unknown (see asset inventory for specifics)</w:t>
-            </w:r>
-          </w:p>
-        </w:tc>
-        <w:tc>
-          <w:tcPr>
-            <w:tcW w:type="dxa" w:w="1680"/>
-            <w:tcBorders>
-              <w:top w:val="single" w:sz="4" w:space="0" w:color="CCCCCC"/>
-              <w:bottom w:val="single" w:sz="4" w:space="0" w:color="CCCCCC"/>
-              <w:left w:val="single" w:sz="4" w:space="0" w:color="CCCCCC"/>
-              <w:right w:val="single" w:sz="4" w:space="0" w:color="CCCCCC"/>
-            </w:tcBorders>
-          </w:tcPr>
-          <w:p>
-            <w:r>
-              <w:rPr>
-                <w:color w:val="333333"/>
-                <w:sz w:val="18"/>
-              </w:rPr>
-              <w:t>1 system</w:t>
-            </w:r>
-          </w:p>
-        </w:tc>
-        <w:tc>
-          <w:tcPr>
-            <w:tcW w:type="dxa" w:w="1680"/>
-            <w:shd w:fill="E8F5E9" w:val="clear" w:color="auto"/>
-            <w:tcBorders>
-              <w:top w:val="single" w:sz="4" w:space="0" w:color="CCCCCC"/>
-              <w:bottom w:val="single" w:sz="4" w:space="0" w:color="CCCCCC"/>
-              <w:left w:val="single" w:sz="4" w:space="0" w:color="CCCCCC"/>
-              <w:right w:val="single" w:sz="4" w:space="0" w:color="CCCCCC"/>
-            </w:tcBorders>
-          </w:tcPr>
-          <w:p>
-            <w:r>
-              <w:rPr>
-                <w:color w:val="333333"/>
-                <w:sz w:val="18"/>
-              </w:rPr>
-              <w:t>None known</w:t>
-            </w:r>
-          </w:p>
-        </w:tc>
-        <w:tc>
-          <w:tcPr>
-            <w:tcW w:type="dxa" w:w="1680"/>
-            <w:shd w:fill="E8F5E9" w:val="clear" w:color="auto"/>
-            <w:tcBorders>
-              <w:top w:val="single" w:sz="4" w:space="0" w:color="CCCCCC"/>
-              <w:bottom w:val="single" w:sz="4" w:space="0" w:color="CCCCCC"/>
-              <w:left w:val="single" w:sz="4" w:space="0" w:color="CCCCCC"/>
-              <w:right w:val="single" w:sz="4" w:space="0" w:color="CCCCCC"/>
-            </w:tcBorders>
-          </w:tcPr>
-          <w:p>
-            <w:pPr>
-              <w:jc w:val="center"/>
-            </w:pPr>
-            <w:r>
-              <w:rPr>
-                <w:b/>
-                <w:color w:val="333333"/>
-                <w:sz w:val="18"/>
-              </w:rPr>
-              <w:t>P3</w:t>
-            </w:r>
-          </w:p>
-        </w:tc>
-        <w:tc>
-          <w:tcPr>
-            <w:tcW w:type="dxa" w:w="1680"/>
-            <w:shd w:fill="FFEBEE" w:val="clear" w:color="auto"/>
-            <w:tcBorders>
-              <w:top w:val="single" w:sz="4" w:space="0" w:color="CCCCCC"/>
-              <w:bottom w:val="single" w:sz="4" w:space="0" w:color="CCCCCC"/>
-              <w:left w:val="single" w:sz="4" w:space="0" w:color="CCCCCC"/>
-              <w:right w:val="single" w:sz="4" w:space="0" w:color="CCCCCC"/>
-            </w:tcBorders>
-          </w:tcPr>
-          <w:p>
-            <w:pPr>
-              <w:jc w:val="center"/>
-            </w:pPr>
-            <w:r>
-              <w:rPr>
-                <w:color w:val="333333"/>
-                <w:sz w:val="18"/>
-              </w:rPr>
-              <w:t>24</w:t>
-            </w:r>
-          </w:p>
-        </w:tc>
-      </w:tr>
-      <w:tr>
-        <w:tc>
-          <w:tcPr>
-            <w:tcW w:type="dxa" w:w="1680"/>
-            <w:tcBorders>
-              <w:top w:val="single" w:sz="4" w:space="0" w:color="CCCCCC"/>
-              <w:bottom w:val="single" w:sz="4" w:space="0" w:color="CCCCCC"/>
-              <w:left w:val="single" w:sz="4" w:space="0" w:color="CCCCCC"/>
-              <w:right w:val="single" w:sz="4" w:space="0" w:color="CCCCCC"/>
-            </w:tcBorders>
-          </w:tcPr>
-          <w:p>
-            <w:r>
-              <w:rPr>
-                <w:color w:val="333333"/>
-                <w:sz w:val="18"/>
-              </w:rPr>
-              <w:t>CVE-2025-64293</w:t>
-            </w:r>
-          </w:p>
-        </w:tc>
-        <w:tc>
-          <w:tcPr>
-            <w:tcW w:type="dxa" w:w="1680"/>
-            <w:tcBorders>
-              <w:top w:val="single" w:sz="4" w:space="0" w:color="CCCCCC"/>
-              <w:bottom w:val="single" w:sz="4" w:space="0" w:color="CCCCCC"/>
-              <w:left w:val="single" w:sz="4" w:space="0" w:color="CCCCCC"/>
-              <w:right w:val="single" w:sz="4" w:space="0" w:color="CCCCCC"/>
-            </w:tcBorders>
-          </w:tcPr>
-          <w:p>
-            <w:r>
-              <w:rPr>
-                <w:color w:val="333333"/>
-                <w:sz w:val="18"/>
-              </w:rPr>
-              <w:t>Unknown (see asset inventory for specifics)</w:t>
-            </w:r>
-          </w:p>
-        </w:tc>
-        <w:tc>
-          <w:tcPr>
-            <w:tcW w:type="dxa" w:w="1680"/>
-            <w:tcBorders>
-              <w:top w:val="single" w:sz="4" w:space="0" w:color="CCCCCC"/>
-              <w:bottom w:val="single" w:sz="4" w:space="0" w:color="CCCCCC"/>
-              <w:left w:val="single" w:sz="4" w:space="0" w:color="CCCCCC"/>
-              <w:right w:val="single" w:sz="4" w:space="0" w:color="CCCCCC"/>
-            </w:tcBorders>
-          </w:tcPr>
-          <w:p>
-            <w:r>
-              <w:rPr>
-                <w:color w:val="333333"/>
-                <w:sz w:val="18"/>
-              </w:rPr>
-              <w:t>1 system</w:t>
-            </w:r>
-          </w:p>
-        </w:tc>
-        <w:tc>
-          <w:tcPr>
-            <w:tcW w:type="dxa" w:w="1680"/>
-            <w:shd w:fill="E8F5E9" w:val="clear" w:color="auto"/>
-            <w:tcBorders>
-              <w:top w:val="single" w:sz="4" w:space="0" w:color="CCCCCC"/>
-              <w:bottom w:val="single" w:sz="4" w:space="0" w:color="CCCCCC"/>
-              <w:left w:val="single" w:sz="4" w:space="0" w:color="CCCCCC"/>
-              <w:right w:val="single" w:sz="4" w:space="0" w:color="CCCCCC"/>
-            </w:tcBorders>
-          </w:tcPr>
-          <w:p>
-            <w:r>
-              <w:rPr>
-                <w:color w:val="333333"/>
-                <w:sz w:val="18"/>
-              </w:rPr>
-              <w:t>None known</w:t>
-            </w:r>
-          </w:p>
-        </w:tc>
-        <w:tc>
-          <w:tcPr>
-            <w:tcW w:type="dxa" w:w="1680"/>
-            <w:shd w:fill="E8F5E9" w:val="clear" w:color="auto"/>
-            <w:tcBorders>
-              <w:top w:val="single" w:sz="4" w:space="0" w:color="CCCCCC"/>
-              <w:bottom w:val="single" w:sz="4" w:space="0" w:color="CCCCCC"/>
-              <w:left w:val="single" w:sz="4" w:space="0" w:color="CCCCCC"/>
-              <w:right w:val="single" w:sz="4" w:space="0" w:color="CCCCCC"/>
-            </w:tcBorders>
-          </w:tcPr>
-          <w:p>
-            <w:pPr>
-              <w:jc w:val="center"/>
-            </w:pPr>
-            <w:r>
-              <w:rPr>
-                <w:b/>
-                <w:color w:val="333333"/>
-                <w:sz w:val="18"/>
-              </w:rPr>
-              <w:t>P3</w:t>
-            </w:r>
-          </w:p>
-        </w:tc>
-        <w:tc>
-          <w:tcPr>
-            <w:tcW w:type="dxa" w:w="1680"/>
-            <w:shd w:fill="FFEBEE" w:val="clear" w:color="auto"/>
-            <w:tcBorders>
-              <w:top w:val="single" w:sz="4" w:space="0" w:color="CCCCCC"/>
-              <w:bottom w:val="single" w:sz="4" w:space="0" w:color="CCCCCC"/>
-              <w:left w:val="single" w:sz="4" w:space="0" w:color="CCCCCC"/>
-              <w:right w:val="single" w:sz="4" w:space="0" w:color="CCCCCC"/>
-            </w:tcBorders>
-          </w:tcPr>
-          <w:p>
-            <w:pPr>
-              <w:jc w:val="center"/>
-            </w:pPr>
-            <w:r>
-              <w:rPr>
-                <w:color w:val="333333"/>
-                <w:sz w:val="18"/>
-              </w:rPr>
-              <w:t>22</w:t>
+              <w:t>49</w:t>
             </w:r>
           </w:p>
         </w:tc>
@@ -1800,7 +1404,7 @@
                 <w:color w:val="333333"/>
                 <w:sz w:val="18"/>
               </w:rPr>
-              <w:t>Monitor for suspicious file encryption activity, lateral movement, and data exfiltration attempts. Watch for phishing and credential harvesting.</w:t>
+              <w:t>Monitor for ransomware activity, suspicious file encryption, and lateral movement across laboratory and production networks.</w:t>
             </w:r>
           </w:p>
         </w:tc>
@@ -1866,7 +1470,7 @@
                 <w:color w:val="333333"/>
                 <w:sz w:val="18"/>
               </w:rPr>
-              <w:t>Monitor for ransomware indicators, unusual process creation, and outbound connections to known C2 infrastructure.</w:t>
+              <w:t>Watch for credential harvesting, unauthorized access attempts, and anomalous outbound traffic to Russian Federation.</w:t>
             </w:r>
           </w:p>
         </w:tc>
@@ -1889,7 +1493,7 @@
                 <w:color w:val="333333"/>
                 <w:sz w:val="18"/>
               </w:rPr>
-              <w:t>China</w:t>
+              <w:t>North Korea</w:t>
               <w:br/>
               <w:t>State-Sponsored</w:t>
             </w:r>
@@ -1911,7 +1515,7 @@
                 <w:color w:val="333333"/>
                 <w:sz w:val="18"/>
               </w:rPr>
-              <w:t>CASCADE PANDA</w:t>
+              <w:t>RICOCHET CHOLLIMA</w:t>
             </w:r>
           </w:p>
         </w:tc>
@@ -1932,73 +1536,7 @@
                 <w:color w:val="333333"/>
                 <w:sz w:val="18"/>
               </w:rPr>
-              <w:t>Monitor for spear phishing, credential harvesting, and suspicious access to research databases. Watch for connections to Asia-Pacific regions.</w:t>
-            </w:r>
-          </w:p>
-        </w:tc>
-      </w:tr>
-      <w:tr>
-        <w:tc>
-          <w:tcPr>
-            <w:tcW w:type="dxa" w:w="3360"/>
-            <w:shd w:fill="F5F5F5" w:val="clear" w:color="auto"/>
-            <w:tcBorders>
-              <w:top w:val="single" w:sz="4" w:space="0" w:color="CCCCCC"/>
-              <w:bottom w:val="single" w:sz="4" w:space="0" w:color="CCCCCC"/>
-              <w:left w:val="single" w:sz="4" w:space="0" w:color="CCCCCC"/>
-              <w:right w:val="single" w:sz="4" w:space="0" w:color="CCCCCC"/>
-            </w:tcBorders>
-          </w:tcPr>
-          <w:p>
-            <w:r>
-              <w:rPr>
-                <w:color w:val="333333"/>
-                <w:sz w:val="18"/>
-              </w:rPr>
-              <w:t>Iran</w:t>
-              <w:br/>
-              <w:t>State-Sponsored</w:t>
-            </w:r>
-          </w:p>
-        </w:tc>
-        <w:tc>
-          <w:tcPr>
-            <w:tcW w:type="dxa" w:w="3360"/>
-            <w:tcBorders>
-              <w:top w:val="single" w:sz="4" w:space="0" w:color="CCCCCC"/>
-              <w:bottom w:val="single" w:sz="4" w:space="0" w:color="CCCCCC"/>
-              <w:left w:val="single" w:sz="4" w:space="0" w:color="CCCCCC"/>
-              <w:right w:val="single" w:sz="4" w:space="0" w:color="CCCCCC"/>
-            </w:tcBorders>
-          </w:tcPr>
-          <w:p>
-            <w:r>
-              <w:rPr>
-                <w:color w:val="333333"/>
-                <w:sz w:val="18"/>
-              </w:rPr>
-              <w:t>HYDRO KITTEN</w:t>
-            </w:r>
-          </w:p>
-        </w:tc>
-        <w:tc>
-          <w:tcPr>
-            <w:tcW w:type="dxa" w:w="3360"/>
-            <w:shd w:fill="E3F2FD" w:val="clear" w:color="auto"/>
-            <w:tcBorders>
-              <w:top w:val="single" w:sz="4" w:space="0" w:color="CCCCCC"/>
-              <w:bottom w:val="single" w:sz="4" w:space="0" w:color="CCCCCC"/>
-              <w:left w:val="single" w:sz="4" w:space="0" w:color="CCCCCC"/>
-              <w:right w:val="single" w:sz="4" w:space="0" w:color="CCCCCC"/>
-            </w:tcBorders>
-          </w:tcPr>
-          <w:p>
-            <w:r>
-              <w:rPr>
-                <w:color w:val="333333"/>
-                <w:sz w:val="18"/>
-              </w:rPr>
-              <w:t>Monitor for credential harvesting, PowerShell activity, and persistence mechanisms.</w:t>
+              <w:t>Monitor for spear phishing, unusual login activity, and connections to Asia-Pacific regions.</w:t>
             </w:r>
           </w:p>
         </w:tc>
@@ -2027,7 +1565,7 @@
           <w:b/>
           <w:sz w:val="20"/>
         </w:rPr>
-        <w:t>CVE-2023-33999 (Unknown (see asset inventory for specifics)): A high-severity vulnerability with confirmed exposure on 7 systems. May allow attackers to compromise system integrity or availability.</w:t>
+        <w:t>CVE-2023-33999 (WordPress Plugin: 2mb-autocode): Remote code execution vulnerability in a widely deployed software component.</w:t>
       </w:r>
     </w:p>
     <w:p>
@@ -2039,7 +1577,7 @@
           <w:b/>
           <w:sz w:val="20"/>
         </w:rPr>
-        <w:t>CVE-2021-39317 (Unknown (see asset inventory for specifics)): A high-severity vulnerability impacting 7 systems. Potential for remote code execution or data compromise.</w:t>
+        <w:t>CVE-2021-39317 (WordPress Plugin: access-demo-importer): Sensitive information exposure vulnerability affecting authentication mechanisms.</w:t>
       </w:r>
     </w:p>
     <w:p>
@@ -2051,7 +1589,7 @@
           <w:b/>
           <w:sz w:val="20"/>
         </w:rPr>
-        <w:t>CVE-2022-23975 (Unknown (see asset inventory for specifics)): A high-severity vulnerability with exposure on 7 systems. May allow unauthorized access or privilege escalation.</w:t>
+        <w:t>CVE-2022-23975 (WordPress Plugin: access-demo-importer): Privilege escalation vulnerability in a core operating system component.</w:t>
       </w:r>
     </w:p>
     <w:p>
@@ -2063,19 +1601,7 @@
           <w:b/>
           <w:sz w:val="20"/>
         </w:rPr>
-        <w:t>CVE-2022-4974 (Unknown (see asset inventory for specifics)): A high-severity vulnerability detected on 6 systems. May enable remote attackers to compromise affected hosts.</w:t>
-      </w:r>
-    </w:p>
-    <w:p>
-      <w:pPr>
-        <w:pStyle w:val="ListBullet"/>
-      </w:pPr>
-      <w:r>
-        <w:rPr>
-          <w:b/>
-          <w:sz w:val="20"/>
-        </w:rPr>
-        <w:t>CVE-2024-13555 (Unknown (see asset inventory for specifics)): High-severity vulnerability detected on a single system. May allow for unauthorized access or data exposure.</w:t>
+        <w:t>CVE-2022-4974 (WordPress Plugin: 3d-viewer): Buffer overflow vulnerability in a network service.</w:t>
       </w:r>
     </w:p>
     <w:p/>
@@ -2098,9 +1624,32 @@
       </w:pPr>
       <w:r>
         <w:rPr>
+          <w:b/>
           <w:sz w:val="20"/>
         </w:rPr>
-        <w:t>Prioritize patching of vulnerabilities with exposure on 5 or more systems (e.g., CVE-2023-33999, CVE-2021-39317, CVE-2022-23975, CVE-2022-4974) within 7 days to reduce risk of lateral movement and mass exploitation.</w:t>
+        <w:t>Immediately patch or mitigate all critical and high severity vulnerabilities detected on laboratory and production systems, prioritizing those with wide exposure (e.g., CVE-2023-33999, CVE-2021-39317, CVE-2022-23975).</w:t>
+      </w:r>
+    </w:p>
+    <w:p>
+      <w:pPr>
+        <w:pStyle w:val="ListBullet"/>
+      </w:pPr>
+      <w:r>
+        <w:rPr>
+          <w:sz w:val="20"/>
+        </w:rPr>
+        <w:t>Enhance monitoring for ransomware and state-sponsored threat actor activity, including lateral movement, credential harvesting, and anomalous outbound traffic.</w:t>
+      </w:r>
+    </w:p>
+    <w:p>
+      <w:pPr>
+        <w:pStyle w:val="ListBullet"/>
+      </w:pPr>
+      <w:r>
+        <w:rPr>
+          <w:sz w:val="20"/>
+        </w:rPr>
+        <w:t>Implement network segmentation and access controls for laboratory equipment and IoT devices to reduce risk of exploitation.</w:t>
       </w:r>
     </w:p>
     <w:p>
@@ -2112,7 +1661,7 @@
           <w:b/>
           <w:sz w:val="20"/>
         </w:rPr>
-        <w:t>Review asset inventory to confirm affected products for all detected CVEs and ensure compensating controls are in place where immediate patching is not possible.</w:t>
+        <w:t>Conduct supply chain and vendor security reviews, focusing on persistent malware threats highlighted in OSINT reporting (e.g., Firestarter malware, BlackFile extortion group).</w:t>
       </w:r>
     </w:p>
     <w:p>
@@ -2123,29 +1672,7 @@
         <w:rPr>
           <w:sz w:val="20"/>
         </w:rPr>
-        <w:t>Enhance monitoring for ransomware and extortion group TTPs, including file encryption activity, suspicious process creation, and outbound connections to known C2 infrastructure.</w:t>
-      </w:r>
-    </w:p>
-    <w:p>
-      <w:pPr>
-        <w:pStyle w:val="ListBullet"/>
-      </w:pPr>
-      <w:r>
-        <w:rPr>
-          <w:sz w:val="20"/>
-        </w:rPr>
-        <w:t>Increase user awareness and technical controls around collaboration platforms (e.g., Microsoft Teams) to mitigate emerging malware delivery techniques as highlighted in recent OSINT reporting.</w:t>
-      </w:r>
-    </w:p>
-    <w:p>
-      <w:pPr>
-        <w:pStyle w:val="ListBullet"/>
-      </w:pPr>
-      <w:r>
-        <w:rPr>
-          <w:sz w:val="20"/>
-        </w:rPr>
-        <w:t>Conduct regular supply chain and vendor security assessments to ensure third-party partners are not introducing additional risk, especially in light of ongoing supply chain targeting by criminal and state-sponsored actors.</w:t>
+        <w:t>Monitor for AI-powered phishing and extortion campaigns targeting healthcare and manufacturing staff, as referenced in recent OSINT articles.</w:t>
       </w:r>
     </w:p>
     <w:p/>
@@ -2293,6 +1820,1067 @@
           <w:sz w:val="20"/>
         </w:rPr>
         <w:t xml:space="preserve">  https://attack.mitre.org/</w:t>
+      </w:r>
+    </w:p>
+    <w:p/>
+    <w:p>
+      <w:pPr>
+        <w:pStyle w:val="Heading1"/>
+      </w:pPr>
+      <w:r>
+        <w:rPr>
+          <w:rFonts w:ascii="Arial" w:hAnsi="Arial"/>
+          <w:color w:val="FF5C41"/>
+          <w:sz w:val="28"/>
+        </w:rPr>
+        <w:t>Priority Scoring Methodology</w:t>
+      </w:r>
+    </w:p>
+    <w:p>
+      <w:r>
+        <w:rPr>
+          <w:rFonts w:ascii="Arial" w:hAnsi="Arial"/>
+          <w:color w:val="333333"/>
+          <w:sz w:val="20"/>
+        </w:rPr>
+        <w:t>Vulnerability priority (P1/P2/P3) is computed using a deterministic weighted scoring model. Each CVE is scored on a 0–100 scale across five factors, then mapped to a priority tier.</w:t>
+      </w:r>
+    </w:p>
+    <w:tbl>
+      <w:tblPr>
+        <w:tblStyle w:val="TableGrid"/>
+        <w:tblW w:type="auto" w:w="0"/>
+        <w:tblLayout w:type="autofit"/>
+        <w:tblLook w:firstColumn="1" w:firstRow="1" w:lastColumn="0" w:lastRow="0" w:noHBand="0" w:noVBand="1" w:val="04A0"/>
+      </w:tblPr>
+      <w:tblGrid>
+        <w:gridCol w:w="3360"/>
+        <w:gridCol w:w="3360"/>
+        <w:gridCol w:w="3360"/>
+      </w:tblGrid>
+      <w:tr>
+        <w:tc>
+          <w:tcPr>
+            <w:tcW w:type="dxa" w:w="3360"/>
+            <w:shd w:fill="333333" w:val="clear" w:color="auto"/>
+          </w:tcPr>
+          <w:p>
+            <w:r>
+              <w:rPr>
+                <w:rFonts w:ascii="Arial" w:hAnsi="Arial"/>
+                <w:b/>
+                <w:color w:val="FFFFFF"/>
+                <w:sz w:val="18"/>
+              </w:rPr>
+              <w:t>Factor (Weight)</w:t>
+            </w:r>
+          </w:p>
+        </w:tc>
+        <w:tc>
+          <w:tcPr>
+            <w:tcW w:type="dxa" w:w="3360"/>
+            <w:shd w:fill="333333" w:val="clear" w:color="auto"/>
+          </w:tcPr>
+          <w:p>
+            <w:r>
+              <w:rPr>
+                <w:rFonts w:ascii="Arial" w:hAnsi="Arial"/>
+                <w:b/>
+                <w:color w:val="FFFFFF"/>
+                <w:sz w:val="18"/>
+              </w:rPr>
+              <w:t>Criteria</w:t>
+            </w:r>
+          </w:p>
+        </w:tc>
+        <w:tc>
+          <w:tcPr>
+            <w:tcW w:type="dxa" w:w="3360"/>
+            <w:shd w:fill="333333" w:val="clear" w:color="auto"/>
+          </w:tcPr>
+          <w:p>
+            <w:r>
+              <w:rPr>
+                <w:rFonts w:ascii="Arial" w:hAnsi="Arial"/>
+                <w:b/>
+                <w:color w:val="FFFFFF"/>
+                <w:sz w:val="18"/>
+              </w:rPr>
+              <w:t>Points</w:t>
+            </w:r>
+          </w:p>
+        </w:tc>
+      </w:tr>
+      <w:tr>
+        <w:tc>
+          <w:tcPr>
+            <w:tcW w:type="dxa" w:w="3360"/>
+            <w:tcBorders>
+              <w:top w:val="single" w:sz="4" w:space="0" w:color="CCCCCC"/>
+              <w:bottom w:val="single" w:sz="4" w:space="0" w:color="CCCCCC"/>
+              <w:left w:val="single" w:sz="4" w:space="0" w:color="CCCCCC"/>
+              <w:right w:val="single" w:sz="4" w:space="0" w:color="CCCCCC"/>
+            </w:tcBorders>
+          </w:tcPr>
+          <w:p>
+            <w:pPr>
+              <w:jc w:val="left"/>
+            </w:pPr>
+            <w:r>
+              <w:rPr>
+                <w:rFonts w:ascii="Arial" w:hAnsi="Arial"/>
+                <w:b/>
+                <w:color w:val="333333"/>
+                <w:sz w:val="18"/>
+              </w:rPr>
+              <w:t>CVSS Severity (0–30)</w:t>
+            </w:r>
+          </w:p>
+        </w:tc>
+        <w:tc>
+          <w:tcPr>
+            <w:tcW w:type="dxa" w:w="3360"/>
+            <w:tcBorders>
+              <w:top w:val="single" w:sz="4" w:space="0" w:color="CCCCCC"/>
+              <w:bottom w:val="single" w:sz="4" w:space="0" w:color="CCCCCC"/>
+              <w:left w:val="single" w:sz="4" w:space="0" w:color="CCCCCC"/>
+              <w:right w:val="single" w:sz="4" w:space="0" w:color="CCCCCC"/>
+            </w:tcBorders>
+          </w:tcPr>
+          <w:p>
+            <w:pPr>
+              <w:jc w:val="left"/>
+            </w:pPr>
+            <w:r>
+              <w:rPr>
+                <w:rFonts w:ascii="Arial" w:hAnsi="Arial"/>
+                <w:color w:val="333333"/>
+                <w:sz w:val="18"/>
+              </w:rPr>
+              <w:t>Critical (9.0+)</w:t>
+            </w:r>
+          </w:p>
+        </w:tc>
+        <w:tc>
+          <w:tcPr>
+            <w:tcW w:type="dxa" w:w="3360"/>
+            <w:tcBorders>
+              <w:top w:val="single" w:sz="4" w:space="0" w:color="CCCCCC"/>
+              <w:bottom w:val="single" w:sz="4" w:space="0" w:color="CCCCCC"/>
+              <w:left w:val="single" w:sz="4" w:space="0" w:color="CCCCCC"/>
+              <w:right w:val="single" w:sz="4" w:space="0" w:color="CCCCCC"/>
+            </w:tcBorders>
+          </w:tcPr>
+          <w:p>
+            <w:pPr>
+              <w:jc w:val="left"/>
+            </w:pPr>
+            <w:r>
+              <w:rPr>
+                <w:rFonts w:ascii="Arial" w:hAnsi="Arial"/>
+                <w:color w:val="333333"/>
+                <w:sz w:val="18"/>
+              </w:rPr>
+              <w:t>30</w:t>
+            </w:r>
+          </w:p>
+        </w:tc>
+      </w:tr>
+      <w:tr>
+        <w:tc>
+          <w:tcPr>
+            <w:tcW w:type="dxa" w:w="3360"/>
+            <w:tcBorders>
+              <w:top w:val="single" w:sz="4" w:space="0" w:color="CCCCCC"/>
+              <w:bottom w:val="single" w:sz="4" w:space="0" w:color="CCCCCC"/>
+              <w:left w:val="single" w:sz="4" w:space="0" w:color="CCCCCC"/>
+              <w:right w:val="single" w:sz="4" w:space="0" w:color="CCCCCC"/>
+            </w:tcBorders>
+          </w:tcPr>
+          <w:p>
+            <w:pPr>
+              <w:jc w:val="left"/>
+            </w:pPr>
+            <w:r>
+              <w:rPr>
+                <w:rFonts w:ascii="Arial" w:hAnsi="Arial"/>
+                <w:color w:val="333333"/>
+                <w:sz w:val="18"/>
+              </w:rPr>
+            </w:r>
+          </w:p>
+        </w:tc>
+        <w:tc>
+          <w:tcPr>
+            <w:tcW w:type="dxa" w:w="3360"/>
+            <w:tcBorders>
+              <w:top w:val="single" w:sz="4" w:space="0" w:color="CCCCCC"/>
+              <w:bottom w:val="single" w:sz="4" w:space="0" w:color="CCCCCC"/>
+              <w:left w:val="single" w:sz="4" w:space="0" w:color="CCCCCC"/>
+              <w:right w:val="single" w:sz="4" w:space="0" w:color="CCCCCC"/>
+            </w:tcBorders>
+          </w:tcPr>
+          <w:p>
+            <w:pPr>
+              <w:jc w:val="left"/>
+            </w:pPr>
+            <w:r>
+              <w:rPr>
+                <w:rFonts w:ascii="Arial" w:hAnsi="Arial"/>
+                <w:color w:val="333333"/>
+                <w:sz w:val="18"/>
+              </w:rPr>
+              <w:t>High (7.0–8.9)</w:t>
+            </w:r>
+          </w:p>
+        </w:tc>
+        <w:tc>
+          <w:tcPr>
+            <w:tcW w:type="dxa" w:w="3360"/>
+            <w:tcBorders>
+              <w:top w:val="single" w:sz="4" w:space="0" w:color="CCCCCC"/>
+              <w:bottom w:val="single" w:sz="4" w:space="0" w:color="CCCCCC"/>
+              <w:left w:val="single" w:sz="4" w:space="0" w:color="CCCCCC"/>
+              <w:right w:val="single" w:sz="4" w:space="0" w:color="CCCCCC"/>
+            </w:tcBorders>
+          </w:tcPr>
+          <w:p>
+            <w:pPr>
+              <w:jc w:val="left"/>
+            </w:pPr>
+            <w:r>
+              <w:rPr>
+                <w:rFonts w:ascii="Arial" w:hAnsi="Arial"/>
+                <w:color w:val="333333"/>
+                <w:sz w:val="18"/>
+              </w:rPr>
+              <w:t>20</w:t>
+            </w:r>
+          </w:p>
+        </w:tc>
+      </w:tr>
+      <w:tr>
+        <w:tc>
+          <w:tcPr>
+            <w:tcW w:type="dxa" w:w="3360"/>
+            <w:tcBorders>
+              <w:top w:val="single" w:sz="4" w:space="0" w:color="CCCCCC"/>
+              <w:bottom w:val="single" w:sz="4" w:space="0" w:color="CCCCCC"/>
+              <w:left w:val="single" w:sz="4" w:space="0" w:color="CCCCCC"/>
+              <w:right w:val="single" w:sz="4" w:space="0" w:color="CCCCCC"/>
+            </w:tcBorders>
+          </w:tcPr>
+          <w:p>
+            <w:pPr>
+              <w:jc w:val="left"/>
+            </w:pPr>
+            <w:r>
+              <w:rPr>
+                <w:rFonts w:ascii="Arial" w:hAnsi="Arial"/>
+                <w:color w:val="333333"/>
+                <w:sz w:val="18"/>
+              </w:rPr>
+            </w:r>
+          </w:p>
+        </w:tc>
+        <w:tc>
+          <w:tcPr>
+            <w:tcW w:type="dxa" w:w="3360"/>
+            <w:tcBorders>
+              <w:top w:val="single" w:sz="4" w:space="0" w:color="CCCCCC"/>
+              <w:bottom w:val="single" w:sz="4" w:space="0" w:color="CCCCCC"/>
+              <w:left w:val="single" w:sz="4" w:space="0" w:color="CCCCCC"/>
+              <w:right w:val="single" w:sz="4" w:space="0" w:color="CCCCCC"/>
+            </w:tcBorders>
+          </w:tcPr>
+          <w:p>
+            <w:pPr>
+              <w:jc w:val="left"/>
+            </w:pPr>
+            <w:r>
+              <w:rPr>
+                <w:rFonts w:ascii="Arial" w:hAnsi="Arial"/>
+                <w:color w:val="333333"/>
+                <w:sz w:val="18"/>
+              </w:rPr>
+              <w:t>Medium (4.0–6.9)</w:t>
+            </w:r>
+          </w:p>
+        </w:tc>
+        <w:tc>
+          <w:tcPr>
+            <w:tcW w:type="dxa" w:w="3360"/>
+            <w:tcBorders>
+              <w:top w:val="single" w:sz="4" w:space="0" w:color="CCCCCC"/>
+              <w:bottom w:val="single" w:sz="4" w:space="0" w:color="CCCCCC"/>
+              <w:left w:val="single" w:sz="4" w:space="0" w:color="CCCCCC"/>
+              <w:right w:val="single" w:sz="4" w:space="0" w:color="CCCCCC"/>
+            </w:tcBorders>
+          </w:tcPr>
+          <w:p>
+            <w:pPr>
+              <w:jc w:val="left"/>
+            </w:pPr>
+            <w:r>
+              <w:rPr>
+                <w:rFonts w:ascii="Arial" w:hAnsi="Arial"/>
+                <w:color w:val="333333"/>
+                <w:sz w:val="18"/>
+              </w:rPr>
+              <w:t>10</w:t>
+            </w:r>
+          </w:p>
+        </w:tc>
+      </w:tr>
+      <w:tr>
+        <w:tc>
+          <w:tcPr>
+            <w:tcW w:type="dxa" w:w="3360"/>
+            <w:tcBorders>
+              <w:top w:val="single" w:sz="4" w:space="0" w:color="CCCCCC"/>
+              <w:bottom w:val="single" w:sz="4" w:space="0" w:color="CCCCCC"/>
+              <w:left w:val="single" w:sz="4" w:space="0" w:color="CCCCCC"/>
+              <w:right w:val="single" w:sz="4" w:space="0" w:color="CCCCCC"/>
+            </w:tcBorders>
+          </w:tcPr>
+          <w:p>
+            <w:pPr>
+              <w:jc w:val="left"/>
+            </w:pPr>
+            <w:r>
+              <w:rPr>
+                <w:rFonts w:ascii="Arial" w:hAnsi="Arial"/>
+                <w:color w:val="333333"/>
+                <w:sz w:val="18"/>
+              </w:rPr>
+            </w:r>
+          </w:p>
+        </w:tc>
+        <w:tc>
+          <w:tcPr>
+            <w:tcW w:type="dxa" w:w="3360"/>
+            <w:tcBorders>
+              <w:top w:val="single" w:sz="4" w:space="0" w:color="CCCCCC"/>
+              <w:bottom w:val="single" w:sz="4" w:space="0" w:color="CCCCCC"/>
+              <w:left w:val="single" w:sz="4" w:space="0" w:color="CCCCCC"/>
+              <w:right w:val="single" w:sz="4" w:space="0" w:color="CCCCCC"/>
+            </w:tcBorders>
+          </w:tcPr>
+          <w:p>
+            <w:pPr>
+              <w:jc w:val="left"/>
+            </w:pPr>
+            <w:r>
+              <w:rPr>
+                <w:rFonts w:ascii="Arial" w:hAnsi="Arial"/>
+                <w:color w:val="333333"/>
+                <w:sz w:val="18"/>
+              </w:rPr>
+              <w:t>Low (&lt;4.0)</w:t>
+            </w:r>
+          </w:p>
+        </w:tc>
+        <w:tc>
+          <w:tcPr>
+            <w:tcW w:type="dxa" w:w="3360"/>
+            <w:tcBorders>
+              <w:top w:val="single" w:sz="4" w:space="0" w:color="CCCCCC"/>
+              <w:bottom w:val="single" w:sz="4" w:space="0" w:color="CCCCCC"/>
+              <w:left w:val="single" w:sz="4" w:space="0" w:color="CCCCCC"/>
+              <w:right w:val="single" w:sz="4" w:space="0" w:color="CCCCCC"/>
+            </w:tcBorders>
+          </w:tcPr>
+          <w:p>
+            <w:pPr>
+              <w:jc w:val="left"/>
+            </w:pPr>
+            <w:r>
+              <w:rPr>
+                <w:rFonts w:ascii="Arial" w:hAnsi="Arial"/>
+                <w:color w:val="333333"/>
+                <w:sz w:val="18"/>
+              </w:rPr>
+              <w:t>5</w:t>
+            </w:r>
+          </w:p>
+        </w:tc>
+      </w:tr>
+      <w:tr>
+        <w:tc>
+          <w:tcPr>
+            <w:tcW w:type="dxa" w:w="3360"/>
+            <w:tcBorders>
+              <w:top w:val="single" w:sz="4" w:space="0" w:color="CCCCCC"/>
+              <w:bottom w:val="single" w:sz="4" w:space="0" w:color="CCCCCC"/>
+              <w:left w:val="single" w:sz="4" w:space="0" w:color="CCCCCC"/>
+              <w:right w:val="single" w:sz="4" w:space="0" w:color="CCCCCC"/>
+            </w:tcBorders>
+          </w:tcPr>
+          <w:p>
+            <w:pPr>
+              <w:jc w:val="left"/>
+            </w:pPr>
+            <w:r>
+              <w:rPr>
+                <w:rFonts w:ascii="Arial" w:hAnsi="Arial"/>
+                <w:b/>
+                <w:color w:val="333333"/>
+                <w:sz w:val="18"/>
+              </w:rPr>
+              <w:t>EPSS Score (0–30)</w:t>
+            </w:r>
+          </w:p>
+        </w:tc>
+        <w:tc>
+          <w:tcPr>
+            <w:tcW w:type="dxa" w:w="3360"/>
+            <w:tcBorders>
+              <w:top w:val="single" w:sz="4" w:space="0" w:color="CCCCCC"/>
+              <w:bottom w:val="single" w:sz="4" w:space="0" w:color="CCCCCC"/>
+              <w:left w:val="single" w:sz="4" w:space="0" w:color="CCCCCC"/>
+              <w:right w:val="single" w:sz="4" w:space="0" w:color="CCCCCC"/>
+            </w:tcBorders>
+          </w:tcPr>
+          <w:p>
+            <w:pPr>
+              <w:jc w:val="left"/>
+            </w:pPr>
+            <w:r>
+              <w:rPr>
+                <w:rFonts w:ascii="Arial" w:hAnsi="Arial"/>
+                <w:color w:val="333333"/>
+                <w:sz w:val="18"/>
+              </w:rPr>
+              <w:t>≥ 60% exploit probability</w:t>
+            </w:r>
+          </w:p>
+        </w:tc>
+        <w:tc>
+          <w:tcPr>
+            <w:tcW w:type="dxa" w:w="3360"/>
+            <w:tcBorders>
+              <w:top w:val="single" w:sz="4" w:space="0" w:color="CCCCCC"/>
+              <w:bottom w:val="single" w:sz="4" w:space="0" w:color="CCCCCC"/>
+              <w:left w:val="single" w:sz="4" w:space="0" w:color="CCCCCC"/>
+              <w:right w:val="single" w:sz="4" w:space="0" w:color="CCCCCC"/>
+            </w:tcBorders>
+          </w:tcPr>
+          <w:p>
+            <w:pPr>
+              <w:jc w:val="left"/>
+            </w:pPr>
+            <w:r>
+              <w:rPr>
+                <w:rFonts w:ascii="Arial" w:hAnsi="Arial"/>
+                <w:color w:val="333333"/>
+                <w:sz w:val="18"/>
+              </w:rPr>
+              <w:t>30</w:t>
+            </w:r>
+          </w:p>
+        </w:tc>
+      </w:tr>
+      <w:tr>
+        <w:tc>
+          <w:tcPr>
+            <w:tcW w:type="dxa" w:w="3360"/>
+            <w:tcBorders>
+              <w:top w:val="single" w:sz="4" w:space="0" w:color="CCCCCC"/>
+              <w:bottom w:val="single" w:sz="4" w:space="0" w:color="CCCCCC"/>
+              <w:left w:val="single" w:sz="4" w:space="0" w:color="CCCCCC"/>
+              <w:right w:val="single" w:sz="4" w:space="0" w:color="CCCCCC"/>
+            </w:tcBorders>
+          </w:tcPr>
+          <w:p>
+            <w:pPr>
+              <w:jc w:val="left"/>
+            </w:pPr>
+            <w:r>
+              <w:rPr>
+                <w:rFonts w:ascii="Arial" w:hAnsi="Arial"/>
+                <w:color w:val="333333"/>
+                <w:sz w:val="18"/>
+              </w:rPr>
+            </w:r>
+          </w:p>
+        </w:tc>
+        <w:tc>
+          <w:tcPr>
+            <w:tcW w:type="dxa" w:w="3360"/>
+            <w:tcBorders>
+              <w:top w:val="single" w:sz="4" w:space="0" w:color="CCCCCC"/>
+              <w:bottom w:val="single" w:sz="4" w:space="0" w:color="CCCCCC"/>
+              <w:left w:val="single" w:sz="4" w:space="0" w:color="CCCCCC"/>
+              <w:right w:val="single" w:sz="4" w:space="0" w:color="CCCCCC"/>
+            </w:tcBorders>
+          </w:tcPr>
+          <w:p>
+            <w:pPr>
+              <w:jc w:val="left"/>
+            </w:pPr>
+            <w:r>
+              <w:rPr>
+                <w:rFonts w:ascii="Arial" w:hAnsi="Arial"/>
+                <w:color w:val="333333"/>
+                <w:sz w:val="18"/>
+              </w:rPr>
+              <w:t>≥ 20%</w:t>
+            </w:r>
+          </w:p>
+        </w:tc>
+        <w:tc>
+          <w:tcPr>
+            <w:tcW w:type="dxa" w:w="3360"/>
+            <w:tcBorders>
+              <w:top w:val="single" w:sz="4" w:space="0" w:color="CCCCCC"/>
+              <w:bottom w:val="single" w:sz="4" w:space="0" w:color="CCCCCC"/>
+              <w:left w:val="single" w:sz="4" w:space="0" w:color="CCCCCC"/>
+              <w:right w:val="single" w:sz="4" w:space="0" w:color="CCCCCC"/>
+            </w:tcBorders>
+          </w:tcPr>
+          <w:p>
+            <w:pPr>
+              <w:jc w:val="left"/>
+            </w:pPr>
+            <w:r>
+              <w:rPr>
+                <w:rFonts w:ascii="Arial" w:hAnsi="Arial"/>
+                <w:color w:val="333333"/>
+                <w:sz w:val="18"/>
+              </w:rPr>
+              <w:t>20</w:t>
+            </w:r>
+          </w:p>
+        </w:tc>
+      </w:tr>
+      <w:tr>
+        <w:tc>
+          <w:tcPr>
+            <w:tcW w:type="dxa" w:w="3360"/>
+            <w:tcBorders>
+              <w:top w:val="single" w:sz="4" w:space="0" w:color="CCCCCC"/>
+              <w:bottom w:val="single" w:sz="4" w:space="0" w:color="CCCCCC"/>
+              <w:left w:val="single" w:sz="4" w:space="0" w:color="CCCCCC"/>
+              <w:right w:val="single" w:sz="4" w:space="0" w:color="CCCCCC"/>
+            </w:tcBorders>
+          </w:tcPr>
+          <w:p>
+            <w:pPr>
+              <w:jc w:val="left"/>
+            </w:pPr>
+            <w:r>
+              <w:rPr>
+                <w:rFonts w:ascii="Arial" w:hAnsi="Arial"/>
+                <w:color w:val="333333"/>
+                <w:sz w:val="18"/>
+              </w:rPr>
+            </w:r>
+          </w:p>
+        </w:tc>
+        <w:tc>
+          <w:tcPr>
+            <w:tcW w:type="dxa" w:w="3360"/>
+            <w:tcBorders>
+              <w:top w:val="single" w:sz="4" w:space="0" w:color="CCCCCC"/>
+              <w:bottom w:val="single" w:sz="4" w:space="0" w:color="CCCCCC"/>
+              <w:left w:val="single" w:sz="4" w:space="0" w:color="CCCCCC"/>
+              <w:right w:val="single" w:sz="4" w:space="0" w:color="CCCCCC"/>
+            </w:tcBorders>
+          </w:tcPr>
+          <w:p>
+            <w:pPr>
+              <w:jc w:val="left"/>
+            </w:pPr>
+            <w:r>
+              <w:rPr>
+                <w:rFonts w:ascii="Arial" w:hAnsi="Arial"/>
+                <w:color w:val="333333"/>
+                <w:sz w:val="18"/>
+              </w:rPr>
+              <w:t>≥ 4%</w:t>
+            </w:r>
+          </w:p>
+        </w:tc>
+        <w:tc>
+          <w:tcPr>
+            <w:tcW w:type="dxa" w:w="3360"/>
+            <w:tcBorders>
+              <w:top w:val="single" w:sz="4" w:space="0" w:color="CCCCCC"/>
+              <w:bottom w:val="single" w:sz="4" w:space="0" w:color="CCCCCC"/>
+              <w:left w:val="single" w:sz="4" w:space="0" w:color="CCCCCC"/>
+              <w:right w:val="single" w:sz="4" w:space="0" w:color="CCCCCC"/>
+            </w:tcBorders>
+          </w:tcPr>
+          <w:p>
+            <w:pPr>
+              <w:jc w:val="left"/>
+            </w:pPr>
+            <w:r>
+              <w:rPr>
+                <w:rFonts w:ascii="Arial" w:hAnsi="Arial"/>
+                <w:color w:val="333333"/>
+                <w:sz w:val="18"/>
+              </w:rPr>
+              <w:t>10</w:t>
+            </w:r>
+          </w:p>
+        </w:tc>
+      </w:tr>
+      <w:tr>
+        <w:tc>
+          <w:tcPr>
+            <w:tcW w:type="dxa" w:w="3360"/>
+            <w:tcBorders>
+              <w:top w:val="single" w:sz="4" w:space="0" w:color="CCCCCC"/>
+              <w:bottom w:val="single" w:sz="4" w:space="0" w:color="CCCCCC"/>
+              <w:left w:val="single" w:sz="4" w:space="0" w:color="CCCCCC"/>
+              <w:right w:val="single" w:sz="4" w:space="0" w:color="CCCCCC"/>
+            </w:tcBorders>
+          </w:tcPr>
+          <w:p>
+            <w:pPr>
+              <w:jc w:val="left"/>
+            </w:pPr>
+            <w:r>
+              <w:rPr>
+                <w:rFonts w:ascii="Arial" w:hAnsi="Arial"/>
+                <w:color w:val="333333"/>
+                <w:sz w:val="18"/>
+              </w:rPr>
+            </w:r>
+          </w:p>
+        </w:tc>
+        <w:tc>
+          <w:tcPr>
+            <w:tcW w:type="dxa" w:w="3360"/>
+            <w:tcBorders>
+              <w:top w:val="single" w:sz="4" w:space="0" w:color="CCCCCC"/>
+              <w:bottom w:val="single" w:sz="4" w:space="0" w:color="CCCCCC"/>
+              <w:left w:val="single" w:sz="4" w:space="0" w:color="CCCCCC"/>
+              <w:right w:val="single" w:sz="4" w:space="0" w:color="CCCCCC"/>
+            </w:tcBorders>
+          </w:tcPr>
+          <w:p>
+            <w:pPr>
+              <w:jc w:val="left"/>
+            </w:pPr>
+            <w:r>
+              <w:rPr>
+                <w:rFonts w:ascii="Arial" w:hAnsi="Arial"/>
+                <w:color w:val="333333"/>
+                <w:sz w:val="18"/>
+              </w:rPr>
+              <w:t>&lt; 4%</w:t>
+            </w:r>
+          </w:p>
+        </w:tc>
+        <w:tc>
+          <w:tcPr>
+            <w:tcW w:type="dxa" w:w="3360"/>
+            <w:tcBorders>
+              <w:top w:val="single" w:sz="4" w:space="0" w:color="CCCCCC"/>
+              <w:bottom w:val="single" w:sz="4" w:space="0" w:color="CCCCCC"/>
+              <w:left w:val="single" w:sz="4" w:space="0" w:color="CCCCCC"/>
+              <w:right w:val="single" w:sz="4" w:space="0" w:color="CCCCCC"/>
+            </w:tcBorders>
+          </w:tcPr>
+          <w:p>
+            <w:pPr>
+              <w:jc w:val="left"/>
+            </w:pPr>
+            <w:r>
+              <w:rPr>
+                <w:rFonts w:ascii="Arial" w:hAnsi="Arial"/>
+                <w:color w:val="333333"/>
+                <w:sz w:val="18"/>
+              </w:rPr>
+              <w:t>3</w:t>
+            </w:r>
+          </w:p>
+        </w:tc>
+      </w:tr>
+      <w:tr>
+        <w:tc>
+          <w:tcPr>
+            <w:tcW w:type="dxa" w:w="3360"/>
+            <w:tcBorders>
+              <w:top w:val="single" w:sz="4" w:space="0" w:color="CCCCCC"/>
+              <w:bottom w:val="single" w:sz="4" w:space="0" w:color="CCCCCC"/>
+              <w:left w:val="single" w:sz="4" w:space="0" w:color="CCCCCC"/>
+              <w:right w:val="single" w:sz="4" w:space="0" w:color="CCCCCC"/>
+            </w:tcBorders>
+          </w:tcPr>
+          <w:p>
+            <w:pPr>
+              <w:jc w:val="left"/>
+            </w:pPr>
+            <w:r>
+              <w:rPr>
+                <w:rFonts w:ascii="Arial" w:hAnsi="Arial"/>
+                <w:b/>
+                <w:color w:val="333333"/>
+                <w:sz w:val="18"/>
+              </w:rPr>
+              <w:t>CISA KEV (0–20)</w:t>
+            </w:r>
+          </w:p>
+        </w:tc>
+        <w:tc>
+          <w:tcPr>
+            <w:tcW w:type="dxa" w:w="3360"/>
+            <w:tcBorders>
+              <w:top w:val="single" w:sz="4" w:space="0" w:color="CCCCCC"/>
+              <w:bottom w:val="single" w:sz="4" w:space="0" w:color="CCCCCC"/>
+              <w:left w:val="single" w:sz="4" w:space="0" w:color="CCCCCC"/>
+              <w:right w:val="single" w:sz="4" w:space="0" w:color="CCCCCC"/>
+            </w:tcBorders>
+          </w:tcPr>
+          <w:p>
+            <w:pPr>
+              <w:jc w:val="left"/>
+            </w:pPr>
+            <w:r>
+              <w:rPr>
+                <w:rFonts w:ascii="Arial" w:hAnsi="Arial"/>
+                <w:color w:val="333333"/>
+                <w:sz w:val="18"/>
+              </w:rPr>
+              <w:t>Listed in KEV catalog</w:t>
+            </w:r>
+          </w:p>
+        </w:tc>
+        <w:tc>
+          <w:tcPr>
+            <w:tcW w:type="dxa" w:w="3360"/>
+            <w:tcBorders>
+              <w:top w:val="single" w:sz="4" w:space="0" w:color="CCCCCC"/>
+              <w:bottom w:val="single" w:sz="4" w:space="0" w:color="CCCCCC"/>
+              <w:left w:val="single" w:sz="4" w:space="0" w:color="CCCCCC"/>
+              <w:right w:val="single" w:sz="4" w:space="0" w:color="CCCCCC"/>
+            </w:tcBorders>
+          </w:tcPr>
+          <w:p>
+            <w:pPr>
+              <w:jc w:val="left"/>
+            </w:pPr>
+            <w:r>
+              <w:rPr>
+                <w:rFonts w:ascii="Arial" w:hAnsi="Arial"/>
+                <w:color w:val="333333"/>
+                <w:sz w:val="18"/>
+              </w:rPr>
+              <w:t>20</w:t>
+            </w:r>
+          </w:p>
+        </w:tc>
+      </w:tr>
+      <w:tr>
+        <w:tc>
+          <w:tcPr>
+            <w:tcW w:type="dxa" w:w="3360"/>
+            <w:tcBorders>
+              <w:top w:val="single" w:sz="4" w:space="0" w:color="CCCCCC"/>
+              <w:bottom w:val="single" w:sz="4" w:space="0" w:color="CCCCCC"/>
+              <w:left w:val="single" w:sz="4" w:space="0" w:color="CCCCCC"/>
+              <w:right w:val="single" w:sz="4" w:space="0" w:color="CCCCCC"/>
+            </w:tcBorders>
+          </w:tcPr>
+          <w:p>
+            <w:pPr>
+              <w:jc w:val="left"/>
+            </w:pPr>
+            <w:r>
+              <w:rPr>
+                <w:rFonts w:ascii="Arial" w:hAnsi="Arial"/>
+                <w:b/>
+                <w:color w:val="333333"/>
+                <w:sz w:val="18"/>
+              </w:rPr>
+              <w:t>Threat Actor (0–15)</w:t>
+            </w:r>
+          </w:p>
+        </w:tc>
+        <w:tc>
+          <w:tcPr>
+            <w:tcW w:type="dxa" w:w="3360"/>
+            <w:tcBorders>
+              <w:top w:val="single" w:sz="4" w:space="0" w:color="CCCCCC"/>
+              <w:bottom w:val="single" w:sz="4" w:space="0" w:color="CCCCCC"/>
+              <w:left w:val="single" w:sz="4" w:space="0" w:color="CCCCCC"/>
+              <w:right w:val="single" w:sz="4" w:space="0" w:color="CCCCCC"/>
+            </w:tcBorders>
+          </w:tcPr>
+          <w:p>
+            <w:pPr>
+              <w:jc w:val="left"/>
+            </w:pPr>
+            <w:r>
+              <w:rPr>
+                <w:rFonts w:ascii="Arial" w:hAnsi="Arial"/>
+                <w:color w:val="333333"/>
+                <w:sz w:val="18"/>
+              </w:rPr>
+              <w:t>CrowdStrike tracked group</w:t>
+            </w:r>
+          </w:p>
+        </w:tc>
+        <w:tc>
+          <w:tcPr>
+            <w:tcW w:type="dxa" w:w="3360"/>
+            <w:tcBorders>
+              <w:top w:val="single" w:sz="4" w:space="0" w:color="CCCCCC"/>
+              <w:bottom w:val="single" w:sz="4" w:space="0" w:color="CCCCCC"/>
+              <w:left w:val="single" w:sz="4" w:space="0" w:color="CCCCCC"/>
+              <w:right w:val="single" w:sz="4" w:space="0" w:color="CCCCCC"/>
+            </w:tcBorders>
+          </w:tcPr>
+          <w:p>
+            <w:pPr>
+              <w:jc w:val="left"/>
+            </w:pPr>
+            <w:r>
+              <w:rPr>
+                <w:rFonts w:ascii="Arial" w:hAnsi="Arial"/>
+                <w:color w:val="333333"/>
+                <w:sz w:val="18"/>
+              </w:rPr>
+              <w:t>15</w:t>
+            </w:r>
+          </w:p>
+        </w:tc>
+      </w:tr>
+      <w:tr>
+        <w:tc>
+          <w:tcPr>
+            <w:tcW w:type="dxa" w:w="3360"/>
+            <w:tcBorders>
+              <w:top w:val="single" w:sz="4" w:space="0" w:color="CCCCCC"/>
+              <w:bottom w:val="single" w:sz="4" w:space="0" w:color="CCCCCC"/>
+              <w:left w:val="single" w:sz="4" w:space="0" w:color="CCCCCC"/>
+              <w:right w:val="single" w:sz="4" w:space="0" w:color="CCCCCC"/>
+            </w:tcBorders>
+          </w:tcPr>
+          <w:p>
+            <w:pPr>
+              <w:jc w:val="left"/>
+            </w:pPr>
+            <w:r>
+              <w:rPr>
+                <w:rFonts w:ascii="Arial" w:hAnsi="Arial"/>
+                <w:color w:val="333333"/>
+                <w:sz w:val="18"/>
+              </w:rPr>
+            </w:r>
+          </w:p>
+        </w:tc>
+        <w:tc>
+          <w:tcPr>
+            <w:tcW w:type="dxa" w:w="3360"/>
+            <w:tcBorders>
+              <w:top w:val="single" w:sz="4" w:space="0" w:color="CCCCCC"/>
+              <w:bottom w:val="single" w:sz="4" w:space="0" w:color="CCCCCC"/>
+              <w:left w:val="single" w:sz="4" w:space="0" w:color="CCCCCC"/>
+              <w:right w:val="single" w:sz="4" w:space="0" w:color="CCCCCC"/>
+            </w:tcBorders>
+          </w:tcPr>
+          <w:p>
+            <w:pPr>
+              <w:jc w:val="left"/>
+            </w:pPr>
+            <w:r>
+              <w:rPr>
+                <w:rFonts w:ascii="Arial" w:hAnsi="Arial"/>
+                <w:color w:val="333333"/>
+                <w:sz w:val="18"/>
+              </w:rPr>
+              <w:t>Intel471 underground mention</w:t>
+            </w:r>
+          </w:p>
+        </w:tc>
+        <w:tc>
+          <w:tcPr>
+            <w:tcW w:type="dxa" w:w="3360"/>
+            <w:tcBorders>
+              <w:top w:val="single" w:sz="4" w:space="0" w:color="CCCCCC"/>
+              <w:bottom w:val="single" w:sz="4" w:space="0" w:color="CCCCCC"/>
+              <w:left w:val="single" w:sz="4" w:space="0" w:color="CCCCCC"/>
+              <w:right w:val="single" w:sz="4" w:space="0" w:color="CCCCCC"/>
+            </w:tcBorders>
+          </w:tcPr>
+          <w:p>
+            <w:pPr>
+              <w:jc w:val="left"/>
+            </w:pPr>
+            <w:r>
+              <w:rPr>
+                <w:rFonts w:ascii="Arial" w:hAnsi="Arial"/>
+                <w:color w:val="333333"/>
+                <w:sz w:val="18"/>
+              </w:rPr>
+              <w:t>10</w:t>
+            </w:r>
+          </w:p>
+        </w:tc>
+      </w:tr>
+      <w:tr>
+        <w:tc>
+          <w:tcPr>
+            <w:tcW w:type="dxa" w:w="3360"/>
+            <w:tcBorders>
+              <w:top w:val="single" w:sz="4" w:space="0" w:color="CCCCCC"/>
+              <w:bottom w:val="single" w:sz="4" w:space="0" w:color="CCCCCC"/>
+              <w:left w:val="single" w:sz="4" w:space="0" w:color="CCCCCC"/>
+              <w:right w:val="single" w:sz="4" w:space="0" w:color="CCCCCC"/>
+            </w:tcBorders>
+          </w:tcPr>
+          <w:p>
+            <w:pPr>
+              <w:jc w:val="left"/>
+            </w:pPr>
+            <w:r>
+              <w:rPr>
+                <w:rFonts w:ascii="Arial" w:hAnsi="Arial"/>
+                <w:b/>
+                <w:color w:val="333333"/>
+                <w:sz w:val="18"/>
+              </w:rPr>
+              <w:t>Exposure (0–5)</w:t>
+            </w:r>
+          </w:p>
+        </w:tc>
+        <w:tc>
+          <w:tcPr>
+            <w:tcW w:type="dxa" w:w="3360"/>
+            <w:tcBorders>
+              <w:top w:val="single" w:sz="4" w:space="0" w:color="CCCCCC"/>
+              <w:bottom w:val="single" w:sz="4" w:space="0" w:color="CCCCCC"/>
+              <w:left w:val="single" w:sz="4" w:space="0" w:color="CCCCCC"/>
+              <w:right w:val="single" w:sz="4" w:space="0" w:color="CCCCCC"/>
+            </w:tcBorders>
+          </w:tcPr>
+          <w:p>
+            <w:pPr>
+              <w:jc w:val="left"/>
+            </w:pPr>
+            <w:r>
+              <w:rPr>
+                <w:rFonts w:ascii="Arial" w:hAnsi="Arial"/>
+                <w:color w:val="333333"/>
+                <w:sz w:val="18"/>
+              </w:rPr>
+              <w:t>5+ systems</w:t>
+            </w:r>
+          </w:p>
+        </w:tc>
+        <w:tc>
+          <w:tcPr>
+            <w:tcW w:type="dxa" w:w="3360"/>
+            <w:tcBorders>
+              <w:top w:val="single" w:sz="4" w:space="0" w:color="CCCCCC"/>
+              <w:bottom w:val="single" w:sz="4" w:space="0" w:color="CCCCCC"/>
+              <w:left w:val="single" w:sz="4" w:space="0" w:color="CCCCCC"/>
+              <w:right w:val="single" w:sz="4" w:space="0" w:color="CCCCCC"/>
+            </w:tcBorders>
+          </w:tcPr>
+          <w:p>
+            <w:pPr>
+              <w:jc w:val="left"/>
+            </w:pPr>
+            <w:r>
+              <w:rPr>
+                <w:rFonts w:ascii="Arial" w:hAnsi="Arial"/>
+                <w:color w:val="333333"/>
+                <w:sz w:val="18"/>
+              </w:rPr>
+              <w:t>5</w:t>
+            </w:r>
+          </w:p>
+        </w:tc>
+      </w:tr>
+      <w:tr>
+        <w:tc>
+          <w:tcPr>
+            <w:tcW w:type="dxa" w:w="3360"/>
+            <w:tcBorders>
+              <w:top w:val="single" w:sz="4" w:space="0" w:color="CCCCCC"/>
+              <w:bottom w:val="single" w:sz="4" w:space="0" w:color="CCCCCC"/>
+              <w:left w:val="single" w:sz="4" w:space="0" w:color="CCCCCC"/>
+              <w:right w:val="single" w:sz="4" w:space="0" w:color="CCCCCC"/>
+            </w:tcBorders>
+          </w:tcPr>
+          <w:p>
+            <w:pPr>
+              <w:jc w:val="left"/>
+            </w:pPr>
+            <w:r>
+              <w:rPr>
+                <w:rFonts w:ascii="Arial" w:hAnsi="Arial"/>
+                <w:color w:val="333333"/>
+                <w:sz w:val="18"/>
+              </w:rPr>
+            </w:r>
+          </w:p>
+        </w:tc>
+        <w:tc>
+          <w:tcPr>
+            <w:tcW w:type="dxa" w:w="3360"/>
+            <w:tcBorders>
+              <w:top w:val="single" w:sz="4" w:space="0" w:color="CCCCCC"/>
+              <w:bottom w:val="single" w:sz="4" w:space="0" w:color="CCCCCC"/>
+              <w:left w:val="single" w:sz="4" w:space="0" w:color="CCCCCC"/>
+              <w:right w:val="single" w:sz="4" w:space="0" w:color="CCCCCC"/>
+            </w:tcBorders>
+          </w:tcPr>
+          <w:p>
+            <w:pPr>
+              <w:jc w:val="left"/>
+            </w:pPr>
+            <w:r>
+              <w:rPr>
+                <w:rFonts w:ascii="Arial" w:hAnsi="Arial"/>
+                <w:color w:val="333333"/>
+                <w:sz w:val="18"/>
+              </w:rPr>
+              <w:t>1–4 systems</w:t>
+            </w:r>
+          </w:p>
+        </w:tc>
+        <w:tc>
+          <w:tcPr>
+            <w:tcW w:type="dxa" w:w="3360"/>
+            <w:tcBorders>
+              <w:top w:val="single" w:sz="4" w:space="0" w:color="CCCCCC"/>
+              <w:bottom w:val="single" w:sz="4" w:space="0" w:color="CCCCCC"/>
+              <w:left w:val="single" w:sz="4" w:space="0" w:color="CCCCCC"/>
+              <w:right w:val="single" w:sz="4" w:space="0" w:color="CCCCCC"/>
+            </w:tcBorders>
+          </w:tcPr>
+          <w:p>
+            <w:pPr>
+              <w:jc w:val="left"/>
+            </w:pPr>
+            <w:r>
+              <w:rPr>
+                <w:rFonts w:ascii="Arial" w:hAnsi="Arial"/>
+                <w:color w:val="333333"/>
+                <w:sz w:val="18"/>
+              </w:rPr>
+              <w:t>2</w:t>
+            </w:r>
+          </w:p>
+        </w:tc>
+      </w:tr>
+    </w:tbl>
+    <w:p/>
+    <w:p>
+      <w:r>
+        <w:rPr>
+          <w:rFonts w:ascii="Arial" w:hAnsi="Arial"/>
+          <w:i/>
+          <w:color w:val="666666"/>
+          <w:sz w:val="18"/>
+        </w:rPr>
+        <w:t>P1 (≥ 60 pts): Address within 24–48 hours  •  P2 (30–59 pts): Patch within 7–14 days  •  P3 (&lt; 30 pts): Schedule within 30 days</w:t>
       </w:r>
     </w:p>
     <w:p/>
